--- a/Coding 2 - year/Unit 4 - File IO & Data Processing/Daily Lesson Plans/Word/Day 20.docx
+++ b/Coding 2 - year/Unit 4 - File IO & Data Processing/Daily Lesson Plans/Word/Day 20.docx
@@ -50,12 +50,15 @@
               </w:rPr>
               <w:t xml:space="preserve">Coding II — Full Year</w:t>
             </w:r>
-          </w:p>
-          <w:p>
-            <w:pPr>
-              <w:spacing w:before="40"/>
-              <w:jc w:val="center"/>
-            </w:pPr>
+            <w:r>
+              <w:rPr>
+                <w:rFonts w:ascii="Arial" w:cs="Arial" w:eastAsia="Arial" w:hAnsi="Arial"/>
+                <w:sz w:val="16"/>
+                <w:szCs w:val="16"/>
+              </w:rPr>
+              <w:br/>
+              <w:t xml:space="preserve"/>
+            </w:r>
             <w:r>
               <w:rPr>
                 <w:rFonts w:ascii="Arial" w:cs="Arial" w:eastAsia="Arial" w:hAnsi="Arial"/>
@@ -83,7 +86,7 @@
           <w:rFonts w:ascii="Arial" w:cs="Arial" w:eastAsia="Arial" w:hAnsi="Arial"/>
           <w:b/>
           <w:bCs/>
-          <w:color w:val="0D3B1F"/>
+          <w:color w:val="1B7A4A"/>
           <w:sz w:val="32"/>
           <w:szCs w:val="32"/>
         </w:rPr>
@@ -261,9 +264,9 @@
               <w:right w:val="single" w:color="CCCCCC" w:sz="1"/>
             </w:tcBorders>
             <w:tcMar>
-              <w:top w:type="dxa" w:w="60"/>
+              <w:top w:type="dxa" w:w="80"/>
               <w:left w:type="dxa" w:w="120"/>
-              <w:bottom w:type="dxa" w:w="60"/>
+              <w:bottom w:type="dxa" w:w="80"/>
               <w:right w:type="dxa" w:w="120"/>
             </w:tcMar>
           </w:tcPr>
@@ -290,20 +293,213 @@
               <w:right w:val="single" w:color="CCCCCC" w:sz="1"/>
             </w:tcBorders>
             <w:tcMar>
-              <w:top w:type="dxa" w:w="60"/>
+              <w:top w:type="dxa" w:w="80"/>
               <w:left w:type="dxa" w:w="120"/>
-              <w:bottom w:type="dxa" w:w="60"/>
+              <w:bottom w:type="dxa" w:w="80"/>
               <w:right w:type="dxa" w:w="120"/>
             </w:tcMar>
           </w:tcPr>
           <w:p>
-            <w:r>
-              <w:rPr>
-                <w:rFonts w:ascii="Arial" w:cs="Arial" w:eastAsia="Arial" w:hAnsi="Arial"/>
-                <w:sz w:val="20"/>
-                <w:szCs w:val="20"/>
+            <w:pPr>
+              <w:spacing w:after="80" w:before="80"/>
+            </w:pPr>
+            <w:r>
+              <w:rPr>
+                <w:rFonts w:ascii="Arial" w:cs="Arial" w:eastAsia="Arial" w:hAnsi="Arial"/>
+                <w:b/>
+                <w:bCs/>
+                <w:i w:val="false"/>
+                <w:iCs w:val="false"/>
+                <w:color w:val="000000"/>
+                <w:sz w:val="22"/>
+                <w:szCs w:val="22"/>
               </w:rPr>
               <w:t xml:space="preserve">Bell Ringer / Review</w:t>
+            </w:r>
+            <w:r>
+              <w:rPr>
+                <w:rFonts w:ascii="Arial" w:cs="Arial" w:eastAsia="Arial" w:hAnsi="Arial"/>
+                <w:sz w:val="20"/>
+                <w:szCs w:val="20"/>
+              </w:rPr>
+              <w:br/>
+              <w:t xml:space="preserve"/>
+            </w:r>
+            <w:r>
+              <w:rPr>
+                <w:rFonts w:ascii="Arial" w:cs="Arial" w:eastAsia="Arial" w:hAnsi="Arial"/>
+                <w:sz w:val="20"/>
+                <w:szCs w:val="20"/>
+              </w:rPr>
+              <w:br/>
+              <w:t xml:space="preserve"/>
+            </w:r>
+            <w:r>
+              <w:rPr>
+                <w:rFonts w:ascii="Arial" w:cs="Arial" w:eastAsia="Arial" w:hAnsi="Arial"/>
+                <w:b/>
+                <w:bCs/>
+                <w:i w:val="false"/>
+                <w:iCs w:val="false"/>
+                <w:color w:val="000000"/>
+                <w:sz w:val="20"/>
+                <w:szCs w:val="20"/>
+              </w:rPr>
+              <w:t xml:space="preserve">Quick Write </w:t>
+            </w:r>
+            <w:r>
+              <w:rPr>
+                <w:rFonts w:ascii="Arial" w:cs="Arial" w:eastAsia="Arial" w:hAnsi="Arial"/>
+                <w:b w:val="false"/>
+                <w:bCs w:val="false"/>
+                <w:i w:val="false"/>
+                <w:iCs w:val="false"/>
+                <w:color w:val="000000"/>
+                <w:sz w:val="20"/>
+                <w:szCs w:val="20"/>
+              </w:rPr>
+              <w:t xml:space="preserve">(3 min — written or verbal):</w:t>
+            </w:r>
+            <w:r>
+              <w:rPr>
+                <w:rFonts w:ascii="Arial" w:cs="Arial" w:eastAsia="Arial" w:hAnsi="Arial"/>
+                <w:sz w:val="20"/>
+                <w:szCs w:val="20"/>
+              </w:rPr>
+              <w:br/>
+              <w:t xml:space="preserve"/>
+            </w:r>
+            <w:r>
+              <w:rPr>
+                <w:rFonts w:ascii="Arial" w:cs="Arial" w:eastAsia="Arial" w:hAnsi="Arial"/>
+                <w:b w:val="false"/>
+                <w:bCs w:val="false"/>
+                <w:i w:val="false"/>
+                <w:iCs w:val="false"/>
+                <w:color w:val="000000"/>
+                <w:sz w:val="20"/>
+                <w:szCs w:val="20"/>
+              </w:rPr>
+              <w:t xml:space="preserve">    In your own words: Validate data to ensure it meets requirements before processing?</w:t>
+            </w:r>
+            <w:r>
+              <w:rPr>
+                <w:rFonts w:ascii="Arial" w:cs="Arial" w:eastAsia="Arial" w:hAnsi="Arial"/>
+                <w:sz w:val="20"/>
+                <w:szCs w:val="20"/>
+              </w:rPr>
+              <w:br/>
+              <w:t xml:space="preserve"/>
+            </w:r>
+            <w:r>
+              <w:rPr>
+                <w:rFonts w:ascii="Arial" w:cs="Arial" w:eastAsia="Arial" w:hAnsi="Arial"/>
+                <w:sz w:val="20"/>
+                <w:szCs w:val="20"/>
+              </w:rPr>
+              <w:br/>
+              <w:t xml:space="preserve"/>
+            </w:r>
+            <w:r>
+              <w:rPr>
+                <w:rFonts w:ascii="Arial" w:cs="Arial" w:eastAsia="Arial" w:hAnsi="Arial"/>
+                <w:b/>
+                <w:bCs/>
+                <w:i w:val="false"/>
+                <w:iCs w:val="false"/>
+                <w:color w:val="000000"/>
+                <w:sz w:val="20"/>
+                <w:szCs w:val="20"/>
+              </w:rPr>
+              <w:t xml:space="preserve">Vocabulary Preview — </w:t>
+            </w:r>
+            <w:r>
+              <w:rPr>
+                <w:rFonts w:ascii="Arial" w:cs="Arial" w:eastAsia="Arial" w:hAnsi="Arial"/>
+                <w:b w:val="false"/>
+                <w:bCs w:val="false"/>
+                <w:i w:val="false"/>
+                <w:iCs w:val="false"/>
+                <w:color w:val="000000"/>
+                <w:sz w:val="20"/>
+                <w:szCs w:val="20"/>
+              </w:rPr>
+              <w:t xml:space="preserve">terms we'll use today:</w:t>
+            </w:r>
+            <w:r>
+              <w:rPr>
+                <w:rFonts w:ascii="Arial" w:cs="Arial" w:eastAsia="Arial" w:hAnsi="Arial"/>
+                <w:sz w:val="20"/>
+                <w:szCs w:val="20"/>
+              </w:rPr>
+              <w:br/>
+              <w:t xml:space="preserve"/>
+            </w:r>
+            <w:r>
+              <w:rPr>
+                <w:rFonts w:ascii="Arial" w:cs="Arial" w:eastAsia="Arial" w:hAnsi="Arial"/>
+                <w:b w:val="false"/>
+                <w:bCs w:val="false"/>
+                <w:i w:val="false"/>
+                <w:iCs w:val="false"/>
+                <w:color w:val="000000"/>
+                <w:sz w:val="20"/>
+                <w:szCs w:val="20"/>
+              </w:rPr>
+              <w:t xml:space="preserve">    • Data validation   •   Validation rules   •   Early validation   •   Meaningful error messages   •   Validation patterns</w:t>
+            </w:r>
+            <w:r>
+              <w:rPr>
+                <w:rFonts w:ascii="Arial" w:cs="Arial" w:eastAsia="Arial" w:hAnsi="Arial"/>
+                <w:sz w:val="20"/>
+                <w:szCs w:val="20"/>
+              </w:rPr>
+              <w:br/>
+              <w:t xml:space="preserve"/>
+            </w:r>
+            <w:r>
+              <w:rPr>
+                <w:rFonts w:ascii="Arial" w:cs="Arial" w:eastAsia="Arial" w:hAnsi="Arial"/>
+                <w:sz w:val="20"/>
+                <w:szCs w:val="20"/>
+              </w:rPr>
+              <w:br/>
+              <w:t xml:space="preserve"/>
+            </w:r>
+            <w:r>
+              <w:rPr>
+                <w:rFonts w:ascii="Arial" w:cs="Arial" w:eastAsia="Arial" w:hAnsi="Arial"/>
+                <w:b w:val="false"/>
+                <w:bCs w:val="false"/>
+                <w:i/>
+                <w:iCs/>
+                <w:color w:val="444444"/>
+                <w:sz w:val="20"/>
+                <w:szCs w:val="20"/>
+              </w:rPr>
+              <w:t xml:space="preserve">Today's Goal: By the end of class you will be able to validate data to ensure it meets requirements before processing.</w:t>
+            </w:r>
+            <w:r>
+              <w:rPr>
+                <w:rFonts w:ascii="Arial" w:cs="Arial" w:eastAsia="Arial" w:hAnsi="Arial"/>
+                <w:sz w:val="20"/>
+                <w:szCs w:val="20"/>
+              </w:rPr>
+              <w:br/>
+              <w:t xml:space="preserve"/>
+            </w:r>
+            <w:r>
+              <w:rPr>
+                <w:rFonts w:ascii="Arial" w:cs="Arial" w:eastAsia="Arial" w:hAnsi="Arial"/>
+                <w:b w:val="false"/>
+                <w:bCs w:val="false"/>
+                <w:i/>
+                <w:iCs/>
+                <w:color w:val="555555"/>
+                <w:sz w:val="20"/>
+                <w:szCs w:val="20"/>
+              </w:rPr>
+              <w:t xml:space="preserve">→ Pair-share your response, then 2–3 students share with the class.</w:t>
             </w:r>
           </w:p>
         </w:tc>
@@ -319,9 +515,9 @@
               <w:right w:val="single" w:color="CCCCCC" w:sz="1"/>
             </w:tcBorders>
             <w:tcMar>
-              <w:top w:type="dxa" w:w="60"/>
+              <w:top w:type="dxa" w:w="80"/>
               <w:left w:type="dxa" w:w="120"/>
-              <w:bottom w:type="dxa" w:w="60"/>
+              <w:bottom w:type="dxa" w:w="80"/>
               <w:right w:type="dxa" w:w="120"/>
             </w:tcMar>
           </w:tcPr>
@@ -348,20 +544,261 @@
               <w:right w:val="single" w:color="CCCCCC" w:sz="1"/>
             </w:tcBorders>
             <w:tcMar>
-              <w:top w:type="dxa" w:w="60"/>
+              <w:top w:type="dxa" w:w="80"/>
               <w:left w:type="dxa" w:w="120"/>
-              <w:bottom w:type="dxa" w:w="60"/>
+              <w:bottom w:type="dxa" w:w="80"/>
               <w:right w:type="dxa" w:w="120"/>
             </w:tcMar>
           </w:tcPr>
           <w:p>
-            <w:r>
-              <w:rPr>
-                <w:rFonts w:ascii="Arial" w:cs="Arial" w:eastAsia="Arial" w:hAnsi="Arial"/>
-                <w:sz w:val="20"/>
-                <w:szCs w:val="20"/>
-              </w:rPr>
-              <w:t xml:space="preserve">Mini Lesson: Data Validation — Checking Input</w:t>
+            <w:pPr>
+              <w:spacing w:after="80" w:before="80"/>
+            </w:pPr>
+            <w:r>
+              <w:rPr>
+                <w:rFonts w:ascii="Arial" w:cs="Arial" w:eastAsia="Arial" w:hAnsi="Arial"/>
+                <w:b/>
+                <w:bCs/>
+                <w:i w:val="false"/>
+                <w:iCs w:val="false"/>
+                <w:color w:val="000000"/>
+                <w:sz w:val="22"/>
+                <w:szCs w:val="22"/>
+              </w:rPr>
+              <w:t xml:space="preserve">Mini Lesson: </w:t>
+            </w:r>
+            <w:r>
+              <w:rPr>
+                <w:rFonts w:ascii="Arial" w:cs="Arial" w:eastAsia="Arial" w:hAnsi="Arial"/>
+                <w:b w:val="false"/>
+                <w:bCs w:val="false"/>
+                <w:i w:val="false"/>
+                <w:iCs w:val="false"/>
+                <w:color w:val="000000"/>
+                <w:sz w:val="22"/>
+                <w:szCs w:val="22"/>
+              </w:rPr>
+              <w:t xml:space="preserve">Data Validation — Checking Input</w:t>
+            </w:r>
+            <w:r>
+              <w:rPr>
+                <w:rFonts w:ascii="Arial" w:cs="Arial" w:eastAsia="Arial" w:hAnsi="Arial"/>
+                <w:sz w:val="20"/>
+                <w:szCs w:val="20"/>
+              </w:rPr>
+              <w:br/>
+              <w:t xml:space="preserve"/>
+            </w:r>
+            <w:r>
+              <w:rPr>
+                <w:rFonts w:ascii="Arial" w:cs="Arial" w:eastAsia="Arial" w:hAnsi="Arial"/>
+                <w:sz w:val="20"/>
+                <w:szCs w:val="20"/>
+              </w:rPr>
+              <w:br/>
+              <w:t xml:space="preserve"/>
+            </w:r>
+            <w:r>
+              <w:rPr>
+                <w:rFonts w:ascii="Arial" w:cs="Arial" w:eastAsia="Arial" w:hAnsi="Arial"/>
+                <w:b/>
+                <w:bCs/>
+                <w:i/>
+                <w:iCs/>
+                <w:color w:val="000000"/>
+                <w:sz w:val="20"/>
+                <w:szCs w:val="20"/>
+              </w:rPr>
+              <w:t xml:space="preserve">Learning Target: </w:t>
+            </w:r>
+            <w:r>
+              <w:rPr>
+                <w:rFonts w:ascii="Arial" w:cs="Arial" w:eastAsia="Arial" w:hAnsi="Arial"/>
+                <w:b w:val="false"/>
+                <w:bCs w:val="false"/>
+                <w:i/>
+                <w:iCs/>
+                <w:color w:val="333333"/>
+                <w:sz w:val="20"/>
+                <w:szCs w:val="20"/>
+              </w:rPr>
+              <w:t xml:space="preserve">I can validate data to ensure it meets requirements before processing.</w:t>
+            </w:r>
+            <w:r>
+              <w:rPr>
+                <w:rFonts w:ascii="Arial" w:cs="Arial" w:eastAsia="Arial" w:hAnsi="Arial"/>
+                <w:sz w:val="20"/>
+                <w:szCs w:val="20"/>
+              </w:rPr>
+              <w:br/>
+              <w:t xml:space="preserve"/>
+            </w:r>
+            <w:r>
+              <w:rPr>
+                <w:rFonts w:ascii="Arial" w:cs="Arial" w:eastAsia="Arial" w:hAnsi="Arial"/>
+                <w:sz w:val="20"/>
+                <w:szCs w:val="20"/>
+              </w:rPr>
+              <w:br/>
+              <w:t xml:space="preserve"/>
+            </w:r>
+            <w:r>
+              <w:rPr>
+                <w:rFonts w:ascii="Arial" w:cs="Arial" w:eastAsia="Arial" w:hAnsi="Arial"/>
+                <w:b w:val="false"/>
+                <w:bCs w:val="false"/>
+                <w:i w:val="false"/>
+                <w:iCs w:val="false"/>
+                <w:color w:val="000000"/>
+                <w:sz w:val="20"/>
+                <w:szCs w:val="20"/>
+              </w:rPr>
+              <w:t xml:space="preserve">Data validation: Checking that data meets expected format, range, and type requirements.</w:t>
+            </w:r>
+            <w:r>
+              <w:rPr>
+                <w:rFonts w:ascii="Arial" w:cs="Arial" w:eastAsia="Arial" w:hAnsi="Arial"/>
+                <w:sz w:val="20"/>
+                <w:szCs w:val="20"/>
+              </w:rPr>
+              <w:br/>
+              <w:t xml:space="preserve"/>
+            </w:r>
+            <w:r>
+              <w:rPr>
+                <w:rFonts w:ascii="Arial" w:cs="Arial" w:eastAsia="Arial" w:hAnsi="Arial"/>
+                <w:b w:val="false"/>
+                <w:bCs w:val="false"/>
+                <w:i w:val="false"/>
+                <w:iCs w:val="false"/>
+                <w:color w:val="000000"/>
+                <w:sz w:val="20"/>
+                <w:szCs w:val="20"/>
+              </w:rPr>
+              <w:t xml:space="preserve">Validation rules: Defining what makes data acceptable.</w:t>
+            </w:r>
+            <w:r>
+              <w:rPr>
+                <w:rFonts w:ascii="Arial" w:cs="Arial" w:eastAsia="Arial" w:hAnsi="Arial"/>
+                <w:sz w:val="20"/>
+                <w:szCs w:val="20"/>
+              </w:rPr>
+              <w:br/>
+              <w:t xml:space="preserve"/>
+            </w:r>
+            <w:r>
+              <w:rPr>
+                <w:rFonts w:ascii="Arial" w:cs="Arial" w:eastAsia="Arial" w:hAnsi="Arial"/>
+                <w:sz w:val="20"/>
+                <w:szCs w:val="20"/>
+              </w:rPr>
+              <w:br/>
+              <w:t xml:space="preserve"/>
+            </w:r>
+            <w:r>
+              <w:rPr>
+                <w:rFonts w:ascii="Arial" w:cs="Arial" w:eastAsia="Arial" w:hAnsi="Arial"/>
+                <w:b/>
+                <w:bCs/>
+                <w:i w:val="false"/>
+                <w:iCs w:val="false"/>
+                <w:color w:val="000000"/>
+                <w:sz w:val="20"/>
+                <w:szCs w:val="20"/>
+              </w:rPr>
+              <w:t xml:space="preserve">Vocabulary: </w:t>
+            </w:r>
+            <w:r>
+              <w:rPr>
+                <w:rFonts w:ascii="Arial" w:cs="Arial" w:eastAsia="Arial" w:hAnsi="Arial"/>
+                <w:b w:val="false"/>
+                <w:bCs w:val="false"/>
+                <w:i w:val="false"/>
+                <w:iCs w:val="false"/>
+                <w:color w:val="000000"/>
+                <w:sz w:val="20"/>
+                <w:szCs w:val="20"/>
+              </w:rPr>
+              <w:t xml:space="preserve">Data validation, Validation rules, Early validation, Meaningful error messages, Validation patterns</w:t>
+            </w:r>
+            <w:r>
+              <w:rPr>
+                <w:rFonts w:ascii="Arial" w:cs="Arial" w:eastAsia="Arial" w:hAnsi="Arial"/>
+                <w:sz w:val="20"/>
+                <w:szCs w:val="20"/>
+              </w:rPr>
+              <w:br/>
+              <w:t xml:space="preserve"/>
+            </w:r>
+            <w:r>
+              <w:rPr>
+                <w:rFonts w:ascii="Arial" w:cs="Arial" w:eastAsia="Arial" w:hAnsi="Arial"/>
+                <w:sz w:val="20"/>
+                <w:szCs w:val="20"/>
+              </w:rPr>
+              <w:br/>
+              <w:t xml:space="preserve"/>
+            </w:r>
+            <w:r>
+              <w:rPr>
+                <w:rFonts w:ascii="Arial" w:cs="Arial" w:eastAsia="Arial" w:hAnsi="Arial"/>
+                <w:b/>
+                <w:bCs/>
+                <w:i/>
+                <w:iCs/>
+                <w:color w:val="555555"/>
+                <w:sz w:val="20"/>
+                <w:szCs w:val="20"/>
+              </w:rPr>
+              <w:t xml:space="preserve">→ Live Demo — </w:t>
+            </w:r>
+            <w:r>
+              <w:rPr>
+                <w:rFonts w:ascii="Arial" w:cs="Arial" w:eastAsia="Arial" w:hAnsi="Arial"/>
+                <w:b w:val="false"/>
+                <w:bCs w:val="false"/>
+                <w:i/>
+                <w:iCs/>
+                <w:color w:val="555555"/>
+                <w:sz w:val="20"/>
+                <w:szCs w:val="20"/>
+              </w:rPr>
+              <w:t xml:space="preserve">type examples as students follow along in their own editor.</w:t>
+            </w:r>
+            <w:r>
+              <w:rPr>
+                <w:rFonts w:ascii="Arial" w:cs="Arial" w:eastAsia="Arial" w:hAnsi="Arial"/>
+                <w:sz w:val="20"/>
+                <w:szCs w:val="20"/>
+              </w:rPr>
+              <w:br/>
+              <w:t xml:space="preserve"/>
+            </w:r>
+            <w:r>
+              <w:rPr>
+                <w:rFonts w:ascii="Arial" w:cs="Arial" w:eastAsia="Arial" w:hAnsi="Arial"/>
+                <w:b/>
+                <w:bCs/>
+                <w:i/>
+                <w:iCs/>
+                <w:color w:val="555555"/>
+                <w:sz w:val="20"/>
+                <w:szCs w:val="20"/>
+              </w:rPr>
+              <w:t xml:space="preserve">→ Check for Understanding: </w:t>
+            </w:r>
+            <w:r>
+              <w:rPr>
+                <w:rFonts w:ascii="Arial" w:cs="Arial" w:eastAsia="Arial" w:hAnsi="Arial"/>
+                <w:b w:val="false"/>
+                <w:bCs w:val="false"/>
+                <w:i/>
+                <w:iCs/>
+                <w:color w:val="555555"/>
+                <w:sz w:val="20"/>
+                <w:szCs w:val="20"/>
+              </w:rPr>
+              <w:t xml:space="preserve">pause and cold-call: “Can someone explain what we just did in their own words?”</w:t>
             </w:r>
           </w:p>
         </w:tc>
@@ -377,9 +814,9 @@
               <w:right w:val="single" w:color="CCCCCC" w:sz="1"/>
             </w:tcBorders>
             <w:tcMar>
-              <w:top w:type="dxa" w:w="60"/>
+              <w:top w:type="dxa" w:w="80"/>
               <w:left w:type="dxa" w:w="120"/>
-              <w:bottom w:type="dxa" w:w="60"/>
+              <w:bottom w:type="dxa" w:w="80"/>
               <w:right w:type="dxa" w:w="120"/>
             </w:tcMar>
           </w:tcPr>
@@ -406,20 +843,90 @@
               <w:right w:val="single" w:color="CCCCCC" w:sz="1"/>
             </w:tcBorders>
             <w:tcMar>
-              <w:top w:type="dxa" w:w="60"/>
+              <w:top w:type="dxa" w:w="80"/>
               <w:left w:type="dxa" w:w="120"/>
-              <w:bottom w:type="dxa" w:w="60"/>
+              <w:bottom w:type="dxa" w:w="80"/>
               <w:right w:type="dxa" w:w="120"/>
             </w:tcMar>
           </w:tcPr>
           <w:p>
-            <w:r>
-              <w:rPr>
-                <w:rFonts w:ascii="Arial" w:cs="Arial" w:eastAsia="Arial" w:hAnsi="Arial"/>
-                <w:sz w:val="20"/>
-                <w:szCs w:val="20"/>
+            <w:pPr>
+              <w:spacing w:after="80" w:before="80"/>
+            </w:pPr>
+            <w:r>
+              <w:rPr>
+                <w:rFonts w:ascii="Arial" w:cs="Arial" w:eastAsia="Arial" w:hAnsi="Arial"/>
+                <w:b/>
+                <w:bCs/>
+                <w:i w:val="false"/>
+                <w:iCs w:val="false"/>
+                <w:color w:val="000000"/>
+                <w:sz w:val="22"/>
+                <w:szCs w:val="22"/>
               </w:rPr>
               <w:t xml:space="preserve">Guided Practice</w:t>
+            </w:r>
+            <w:r>
+              <w:rPr>
+                <w:rFonts w:ascii="Arial" w:cs="Arial" w:eastAsia="Arial" w:hAnsi="Arial"/>
+                <w:sz w:val="20"/>
+                <w:szCs w:val="20"/>
+              </w:rPr>
+              <w:br/>
+              <w:t xml:space="preserve"/>
+            </w:r>
+            <w:r>
+              <w:rPr>
+                <w:rFonts w:ascii="Arial" w:cs="Arial" w:eastAsia="Arial" w:hAnsi="Arial"/>
+                <w:sz w:val="20"/>
+                <w:szCs w:val="20"/>
+              </w:rPr>
+              <w:br/>
+              <w:t xml:space="preserve"/>
+            </w:r>
+            <w:r>
+              <w:rPr>
+                <w:rFonts w:ascii="Arial" w:cs="Arial" w:eastAsia="Arial" w:hAnsi="Arial"/>
+                <w:b w:val="false"/>
+                <w:bCs w:val="false"/>
+                <w:i w:val="false"/>
+                <w:iCs w:val="false"/>
+                <w:color w:val="000000"/>
+                <w:sz w:val="20"/>
+                <w:szCs w:val="20"/>
+              </w:rPr>
+              <w:t xml:space="preserve">Activity: Create a Validation System</w:t>
+            </w:r>
+            <w:r>
+              <w:rPr>
+                <w:rFonts w:ascii="Arial" w:cs="Arial" w:eastAsia="Arial" w:hAnsi="Arial"/>
+                <w:sz w:val="20"/>
+                <w:szCs w:val="20"/>
+              </w:rPr>
+              <w:br/>
+              <w:t xml:space="preserve"/>
+            </w:r>
+            <w:r>
+              <w:rPr>
+                <w:rFonts w:ascii="Arial" w:cs="Arial" w:eastAsia="Arial" w:hAnsi="Arial"/>
+                <w:sz w:val="20"/>
+                <w:szCs w:val="20"/>
+              </w:rPr>
+              <w:br/>
+              <w:t xml:space="preserve"/>
+            </w:r>
+            <w:r>
+              <w:rPr>
+                <w:rFonts w:ascii="Arial" w:cs="Arial" w:eastAsia="Arial" w:hAnsi="Arial"/>
+                <w:b w:val="false"/>
+                <w:bCs w:val="false"/>
+                <w:i/>
+                <w:iCs/>
+                <w:color w:val="555555"/>
+                <w:sz w:val="20"/>
+                <w:szCs w:val="20"/>
+              </w:rPr>
+              <w:t xml:space="preserve">→ Teacher models — students try alongside, then compare results.</w:t>
             </w:r>
           </w:p>
         </w:tc>
@@ -435,9 +942,9 @@
               <w:right w:val="single" w:color="CCCCCC" w:sz="1"/>
             </w:tcBorders>
             <w:tcMar>
-              <w:top w:type="dxa" w:w="60"/>
+              <w:top w:type="dxa" w:w="80"/>
               <w:left w:type="dxa" w:w="120"/>
-              <w:bottom w:type="dxa" w:w="60"/>
+              <w:bottom w:type="dxa" w:w="80"/>
               <w:right w:type="dxa" w:w="120"/>
             </w:tcMar>
           </w:tcPr>
@@ -450,7 +957,7 @@
                 <w:sz w:val="20"/>
                 <w:szCs w:val="20"/>
               </w:rPr>
-              <w:t xml:space="preserve">15-20 min</w:t>
+              <w:t xml:space="preserve">15–20 min</w:t>
             </w:r>
           </w:p>
         </w:tc>
@@ -464,20 +971,164 @@
               <w:right w:val="single" w:color="CCCCCC" w:sz="1"/>
             </w:tcBorders>
             <w:tcMar>
-              <w:top w:type="dxa" w:w="60"/>
+              <w:top w:type="dxa" w:w="80"/>
               <w:left w:type="dxa" w:w="120"/>
-              <w:bottom w:type="dxa" w:w="60"/>
+              <w:bottom w:type="dxa" w:w="80"/>
               <w:right w:type="dxa" w:w="120"/>
             </w:tcMar>
           </w:tcPr>
           <w:p>
-            <w:r>
-              <w:rPr>
-                <w:rFonts w:ascii="Arial" w:cs="Arial" w:eastAsia="Arial" w:hAnsi="Arial"/>
-                <w:sz w:val="20"/>
-                <w:szCs w:val="20"/>
+            <w:pPr>
+              <w:spacing w:after="80" w:before="80"/>
+            </w:pPr>
+            <w:r>
+              <w:rPr>
+                <w:rFonts w:ascii="Arial" w:cs="Arial" w:eastAsia="Arial" w:hAnsi="Arial"/>
+                <w:b/>
+                <w:bCs/>
+                <w:i w:val="false"/>
+                <w:iCs w:val="false"/>
+                <w:color w:val="000000"/>
+                <w:sz w:val="22"/>
+                <w:szCs w:val="22"/>
               </w:rPr>
               <w:t xml:space="preserve">Independent Practice / Code Along</w:t>
+            </w:r>
+            <w:r>
+              <w:rPr>
+                <w:rFonts w:ascii="Arial" w:cs="Arial" w:eastAsia="Arial" w:hAnsi="Arial"/>
+                <w:sz w:val="20"/>
+                <w:szCs w:val="20"/>
+              </w:rPr>
+              <w:br/>
+              <w:t xml:space="preserve"/>
+            </w:r>
+            <w:r>
+              <w:rPr>
+                <w:rFonts w:ascii="Arial" w:cs="Arial" w:eastAsia="Arial" w:hAnsi="Arial"/>
+                <w:b/>
+                <w:bCs/>
+                <w:i w:val="false"/>
+                <w:iCs w:val="false"/>
+                <w:color w:val="000000"/>
+                <w:sz w:val="20"/>
+                <w:szCs w:val="20"/>
+              </w:rPr>
+              <w:t xml:space="preserve">    Beginner: </w:t>
+            </w:r>
+            <w:r>
+              <w:rPr>
+                <w:rFonts w:ascii="Arial" w:cs="Arial" w:eastAsia="Arial" w:hAnsi="Arial"/>
+                <w:b w:val="false"/>
+                <w:bCs w:val="false"/>
+                <w:i w:val="false"/>
+                <w:iCs w:val="false"/>
+                <w:color w:val="000000"/>
+                <w:sz w:val="20"/>
+                <w:szCs w:val="20"/>
+              </w:rPr>
+              <w:t xml:space="preserve">Create a validation function for numbers in a specific range.</w:t>
+            </w:r>
+            <w:r>
+              <w:rPr>
+                <w:rFonts w:ascii="Arial" w:cs="Arial" w:eastAsia="Arial" w:hAnsi="Arial"/>
+                <w:sz w:val="20"/>
+                <w:szCs w:val="20"/>
+              </w:rPr>
+              <w:br/>
+              <w:t xml:space="preserve"/>
+            </w:r>
+            <w:r>
+              <w:rPr>
+                <w:rFonts w:ascii="Arial" w:cs="Arial" w:eastAsia="Arial" w:hAnsi="Arial"/>
+                <w:b/>
+                <w:bCs/>
+                <w:i w:val="false"/>
+                <w:iCs w:val="false"/>
+                <w:color w:val="000000"/>
+                <w:sz w:val="20"/>
+                <w:szCs w:val="20"/>
+              </w:rPr>
+              <w:t xml:space="preserve">    Intermediate: </w:t>
+            </w:r>
+            <w:r>
+              <w:rPr>
+                <w:rFonts w:ascii="Arial" w:cs="Arial" w:eastAsia="Arial" w:hAnsi="Arial"/>
+                <w:b w:val="false"/>
+                <w:bCs w:val="false"/>
+                <w:i w:val="false"/>
+                <w:iCs w:val="false"/>
+                <w:color w:val="000000"/>
+                <w:sz w:val="20"/>
+                <w:szCs w:val="20"/>
+              </w:rPr>
+              <w:t xml:space="preserve">Create validation functions for multiple fields and test with sample data.</w:t>
+            </w:r>
+            <w:r>
+              <w:rPr>
+                <w:rFonts w:ascii="Arial" w:cs="Arial" w:eastAsia="Arial" w:hAnsi="Arial"/>
+                <w:sz w:val="20"/>
+                <w:szCs w:val="20"/>
+              </w:rPr>
+              <w:br/>
+              <w:t xml:space="preserve"/>
+            </w:r>
+            <w:r>
+              <w:rPr>
+                <w:rFonts w:ascii="Arial" w:cs="Arial" w:eastAsia="Arial" w:hAnsi="Arial"/>
+                <w:b/>
+                <w:bCs/>
+                <w:i w:val="false"/>
+                <w:iCs w:val="false"/>
+                <w:color w:val="000000"/>
+                <w:sz w:val="20"/>
+                <w:szCs w:val="20"/>
+              </w:rPr>
+              <w:t xml:space="preserve">    Challenge: </w:t>
+            </w:r>
+            <w:r>
+              <w:rPr>
+                <w:rFonts w:ascii="Arial" w:cs="Arial" w:eastAsia="Arial" w:hAnsi="Arial"/>
+                <w:b w:val="false"/>
+                <w:bCs w:val="false"/>
+                <w:i w:val="false"/>
+                <w:iCs w:val="false"/>
+                <w:color w:val="000000"/>
+                <w:sz w:val="20"/>
+                <w:szCs w:val="20"/>
+              </w:rPr>
+              <w:t xml:space="preserve">Create a comprehensive validation system that validates a complete user registration form.</w:t>
+            </w:r>
+            <w:r>
+              <w:rPr>
+                <w:rFonts w:ascii="Arial" w:cs="Arial" w:eastAsia="Arial" w:hAnsi="Arial"/>
+                <w:sz w:val="20"/>
+                <w:szCs w:val="20"/>
+              </w:rPr>
+              <w:br/>
+              <w:t xml:space="preserve"/>
+            </w:r>
+            <w:r>
+              <w:rPr>
+                <w:rFonts w:ascii="Arial" w:cs="Arial" w:eastAsia="Arial" w:hAnsi="Arial"/>
+                <w:sz w:val="20"/>
+                <w:szCs w:val="20"/>
+              </w:rPr>
+              <w:br/>
+              <w:t xml:space="preserve"/>
+            </w:r>
+            <w:r>
+              <w:rPr>
+                <w:rFonts w:ascii="Arial" w:cs="Arial" w:eastAsia="Arial" w:hAnsi="Arial"/>
+                <w:b w:val="false"/>
+                <w:bCs w:val="false"/>
+                <w:i/>
+                <w:iCs/>
+                <w:color w:val="555555"/>
+                <w:sz w:val="20"/>
+                <w:szCs w:val="20"/>
+              </w:rPr>
+              <w:t xml:space="preserve">→ Teacher circulates — offer hints, check for understanding.</w:t>
             </w:r>
           </w:p>
         </w:tc>
@@ -493,9 +1144,9 @@
               <w:right w:val="single" w:color="CCCCCC" w:sz="1"/>
             </w:tcBorders>
             <w:tcMar>
-              <w:top w:type="dxa" w:w="60"/>
+              <w:top w:type="dxa" w:w="80"/>
               <w:left w:type="dxa" w:w="120"/>
-              <w:bottom w:type="dxa" w:w="60"/>
+              <w:bottom w:type="dxa" w:w="80"/>
               <w:right w:type="dxa" w:w="120"/>
             </w:tcMar>
           </w:tcPr>
@@ -522,20 +1173,90 @@
               <w:right w:val="single" w:color="CCCCCC" w:sz="1"/>
             </w:tcBorders>
             <w:tcMar>
-              <w:top w:type="dxa" w:w="60"/>
+              <w:top w:type="dxa" w:w="80"/>
               <w:left w:type="dxa" w:w="120"/>
-              <w:bottom w:type="dxa" w:w="60"/>
+              <w:bottom w:type="dxa" w:w="80"/>
               <w:right w:type="dxa" w:w="120"/>
             </w:tcMar>
           </w:tcPr>
           <w:p>
-            <w:r>
-              <w:rPr>
-                <w:rFonts w:ascii="Arial" w:cs="Arial" w:eastAsia="Arial" w:hAnsi="Arial"/>
-                <w:sz w:val="20"/>
-                <w:szCs w:val="20"/>
+            <w:pPr>
+              <w:spacing w:after="80" w:before="80"/>
+            </w:pPr>
+            <w:r>
+              <w:rPr>
+                <w:rFonts w:ascii="Arial" w:cs="Arial" w:eastAsia="Arial" w:hAnsi="Arial"/>
+                <w:b/>
+                <w:bCs/>
+                <w:i w:val="false"/>
+                <w:iCs w:val="false"/>
+                <w:color w:val="000000"/>
+                <w:sz w:val="22"/>
+                <w:szCs w:val="22"/>
               </w:rPr>
               <w:t xml:space="preserve">Exit Ticket / Wrap-Up</w:t>
+            </w:r>
+            <w:r>
+              <w:rPr>
+                <w:rFonts w:ascii="Arial" w:cs="Arial" w:eastAsia="Arial" w:hAnsi="Arial"/>
+                <w:sz w:val="20"/>
+                <w:szCs w:val="20"/>
+              </w:rPr>
+              <w:br/>
+              <w:t xml:space="preserve"/>
+            </w:r>
+            <w:r>
+              <w:rPr>
+                <w:rFonts w:ascii="Arial" w:cs="Arial" w:eastAsia="Arial" w:hAnsi="Arial"/>
+                <w:sz w:val="20"/>
+                <w:szCs w:val="20"/>
+              </w:rPr>
+              <w:br/>
+              <w:t xml:space="preserve"/>
+            </w:r>
+            <w:r>
+              <w:rPr>
+                <w:rFonts w:ascii="Arial" w:cs="Arial" w:eastAsia="Arial" w:hAnsi="Arial"/>
+                <w:b w:val="false"/>
+                <w:bCs w:val="false"/>
+                <w:i w:val="false"/>
+                <w:iCs w:val="false"/>
+                <w:color w:val="000000"/>
+                <w:sz w:val="20"/>
+                <w:szCs w:val="20"/>
+              </w:rPr>
+              <w:t xml:space="preserve">Quick Check: Validate data to ensure it meets requirements before processing?</w:t>
+            </w:r>
+            <w:r>
+              <w:rPr>
+                <w:rFonts w:ascii="Arial" w:cs="Arial" w:eastAsia="Arial" w:hAnsi="Arial"/>
+                <w:sz w:val="20"/>
+                <w:szCs w:val="20"/>
+              </w:rPr>
+              <w:br/>
+              <w:t xml:space="preserve"/>
+            </w:r>
+            <w:r>
+              <w:rPr>
+                <w:rFonts w:ascii="Arial" w:cs="Arial" w:eastAsia="Arial" w:hAnsi="Arial"/>
+                <w:sz w:val="20"/>
+                <w:szCs w:val="20"/>
+              </w:rPr>
+              <w:br/>
+              <w:t xml:space="preserve"/>
+            </w:r>
+            <w:r>
+              <w:rPr>
+                <w:rFonts w:ascii="Arial" w:cs="Arial" w:eastAsia="Arial" w:hAnsi="Arial"/>
+                <w:b w:val="false"/>
+                <w:bCs w:val="false"/>
+                <w:i/>
+                <w:iCs/>
+                <w:color w:val="555555"/>
+                <w:sz w:val="20"/>
+                <w:szCs w:val="20"/>
+              </w:rPr>
+              <w:t xml:space="preserve">→ 3–2–1: Name 3 things learned, 2 new vocab words, 1 question you still have.</w:t>
             </w:r>
           </w:p>
         </w:tc>
@@ -697,19 +1418,6 @@
                 <w:sz w:val="18"/>
                 <w:szCs w:val="18"/>
               </w:rPr>
-              <w:t xml:space="preserve"># Example 1: Basic value range validation</w:t>
-            </w:r>
-          </w:p>
-          <w:p>
-            <w:pPr>
-              <w:spacing w:after="20"/>
-            </w:pPr>
-            <w:r>
-              <w:rPr>
-                <w:rFonts w:ascii="Courier New" w:cs="Courier New" w:eastAsia="Courier New" w:hAnsi="Courier New"/>
-                <w:sz w:val="18"/>
-                <w:szCs w:val="18"/>
-              </w:rPr>
               <w:t xml:space="preserve">def validate_age(age):</w:t>
             </w:r>
           </w:p>
@@ -827,7 +1535,7 @@
                 <w:sz w:val="18"/>
                 <w:szCs w:val="18"/>
               </w:rPr>
-              <w:t xml:space="preserve"># Example 2: Email validation</w:t>
+              <w:t xml:space="preserve"> </w:t>
             </w:r>
           </w:p>
           <w:p>
@@ -931,7 +1639,7 @@
                 <w:sz w:val="18"/>
                 <w:szCs w:val="18"/>
               </w:rPr>
-              <w:t xml:space="preserve"># Example 3: String validation</w:t>
+              <w:t xml:space="preserve"> </w:t>
             </w:r>
           </w:p>
           <w:p>
@@ -1061,7 +1769,7 @@
                 <w:sz w:val="18"/>
                 <w:szCs w:val="18"/>
               </w:rPr>
-              <w:t xml:space="preserve"># Example 4: Multiple field validation</w:t>
+              <w:t xml:space="preserve"> </w:t>
             </w:r>
           </w:p>
           <w:p>
@@ -1334,7 +2042,7 @@
                 <w:sz w:val="18"/>
                 <w:szCs w:val="18"/>
               </w:rPr>
-              <w:t xml:space="preserve"># Example 5: Pattern matching validation</w:t>
+              <w:t xml:space="preserve"> </w:t>
             </w:r>
           </w:p>
           <w:p>
@@ -1451,7 +2159,7 @@
                 <w:sz w:val="18"/>
                 <w:szCs w:val="18"/>
               </w:rPr>
-              <w:t xml:space="preserve"># Example 6: Enum validation</w:t>
+              <w:t xml:space="preserve"> </w:t>
             </w:r>
           </w:p>
           <w:p>
@@ -1542,7 +2250,7 @@
                 <w:sz w:val="18"/>
                 <w:szCs w:val="18"/>
               </w:rPr>
-              <w:t xml:space="preserve"># Example 7: Date validation</w:t>
+              <w:t xml:space="preserve"> </w:t>
             </w:r>
           </w:p>
           <w:p>
@@ -1763,7 +2471,7 @@
                 <w:sz w:val="18"/>
                 <w:szCs w:val="18"/>
               </w:rPr>
-              <w:t xml:space="preserve"># Example 8: List validation</w:t>
+              <w:t xml:space="preserve"> </w:t>
             </w:r>
           </w:p>
           <w:p>
@@ -1932,7 +2640,7 @@
                 <w:sz w:val="18"/>
                 <w:szCs w:val="18"/>
               </w:rPr>
-              <w:t xml:space="preserve"># Example 9: Unique value validation</w:t>
+              <w:t xml:space="preserve"> </w:t>
             </w:r>
           </w:p>
           <w:p>
@@ -2023,7 +2731,7 @@
                 <w:sz w:val="18"/>
                 <w:szCs w:val="18"/>
               </w:rPr>
-              <w:t xml:space="preserve"># Example 10: Conditional validation</w:t>
+              <w:t xml:space="preserve"> </w:t>
             </w:r>
           </w:p>
           <w:p>
@@ -2571,7 +3279,7 @@
                 <w:sz w:val="18"/>
                 <w:szCs w:val="18"/>
               </w:rPr>
-              <w:t xml:space="preserve"># Test data</w:t>
+              <w:t xml:space="preserve"> </w:t>
             </w:r>
           </w:p>
           <w:p>
@@ -2820,19 +3528,6 @@
                 <w:sz w:val="18"/>
                 <w:szCs w:val="18"/>
               </w:rPr>
-              <w:t xml:space="preserve"># Problem 1</w:t>
-            </w:r>
-          </w:p>
-          <w:p>
-            <w:pPr>
-              <w:spacing w:after="20"/>
-            </w:pPr>
-            <w:r>
-              <w:rPr>
-                <w:rFonts w:ascii="Courier New" w:cs="Courier New" w:eastAsia="Courier New" w:hAnsi="Courier New"/>
-                <w:sz w:val="18"/>
-                <w:szCs w:val="18"/>
-              </w:rPr>
               <w:t xml:space="preserve">def validate_range(value, min_val, max_val):</w:t>
             </w:r>
           </w:p>
@@ -2950,7 +3645,7 @@
                 <w:sz w:val="18"/>
                 <w:szCs w:val="18"/>
               </w:rPr>
-              <w:t xml:space="preserve"># Problem 2</w:t>
+              <w:t xml:space="preserve"> </w:t>
             </w:r>
           </w:p>
           <w:p>
@@ -3197,7 +3892,7 @@
                 <w:sz w:val="18"/>
                 <w:szCs w:val="18"/>
               </w:rPr>
-              <w:t xml:space="preserve"># Problem 3</w:t>
+              <w:t xml:space="preserve"> </w:t>
             </w:r>
           </w:p>
           <w:p>
@@ -3707,76 +4402,7 @@
           <w:sz w:val="20"/>
           <w:szCs w:val="20"/>
         </w:rPr>
-        <w:t xml:space="preserve">Challenge: Create a comprehensive validation system that validates a complete user registration form. &lt;details&gt; &lt;summary&gt;💡 Hints&lt;/summary&gt;</w:t>
-      </w:r>
-    </w:p>
-    <w:p>
-      <w:pPr>
-        <w:spacing w:after="80"/>
-      </w:pPr>
-      <w:r>
-        <w:rPr>
-          <w:rFonts w:ascii="Arial" w:cs="Arial" w:eastAsia="Arial" w:hAnsi="Arial"/>
-          <w:b/>
-          <w:bCs/>
-          <w:sz w:val="20"/>
-          <w:szCs w:val="20"/>
-        </w:rPr>
-        <w:t xml:space="preserve">Problem 4: </w:t>
-      </w:r>
-      <w:r>
-        <w:rPr>
-          <w:rFonts w:ascii="Arial" w:cs="Arial" w:eastAsia="Arial" w:hAnsi="Arial"/>
-          <w:sz w:val="20"/>
-          <w:szCs w:val="20"/>
-        </w:rPr>
-        <w:t xml:space="preserve">: - Accept min and max parameters. - Check if value is a number. - Check if it's within range.</w:t>
-      </w:r>
-    </w:p>
-    <w:p>
-      <w:pPr>
-        <w:spacing w:after="80"/>
-      </w:pPr>
-      <w:r>
-        <w:rPr>
-          <w:rFonts w:ascii="Arial" w:cs="Arial" w:eastAsia="Arial" w:hAnsi="Arial"/>
-          <w:b/>
-          <w:bCs/>
-          <w:sz w:val="20"/>
-          <w:szCs w:val="20"/>
-        </w:rPr>
-        <w:t xml:space="preserve">Problem 5: </w:t>
-      </w:r>
-      <w:r>
-        <w:rPr>
-          <w:rFonts w:ascii="Arial" w:cs="Arial" w:eastAsia="Arial" w:hAnsi="Arial"/>
-          <w:sz w:val="20"/>
-          <w:szCs w:val="20"/>
-        </w:rPr>
-        <w:t xml:space="preserve">: - Create separate functions for each field. - Return tuple: (is_valid, message_or_value). - Test with various valid/invalid inputs.</w:t>
-      </w:r>
-    </w:p>
-    <w:p>
-      <w:pPr>
-        <w:spacing w:after="80"/>
-      </w:pPr>
-      <w:r>
-        <w:rPr>
-          <w:rFonts w:ascii="Arial" w:cs="Arial" w:eastAsia="Arial" w:hAnsi="Arial"/>
-          <w:b/>
-          <w:bCs/>
-          <w:sz w:val="20"/>
-          <w:szCs w:val="20"/>
-        </w:rPr>
-        <w:t xml:space="preserve">Problem 6: </w:t>
-      </w:r>
-      <w:r>
-        <w:rPr>
-          <w:rFonts w:ascii="Arial" w:cs="Arial" w:eastAsia="Arial" w:hAnsi="Arial"/>
-          <w:sz w:val="20"/>
-          <w:szCs w:val="20"/>
-        </w:rPr>
-        <w:t xml:space="preserve">: - Validate all fields. - Return list of all errors found. - Check for cross-field dependencies if needed. &lt;/details&gt;</w:t>
+        <w:t xml:space="preserve">Challenge: Create a comprehensive validation system that validates a complete user registration form.</w:t>
       </w:r>
     </w:p>
     <w:p>

--- a/Coding 2 - year/Unit 4 - File IO & Data Processing/Daily Lesson Plans/Word/Day 20.docx
+++ b/Coding 2 - year/Unit 4 - File IO & Data Processing/Daily Lesson Plans/Word/Day 20.docx
@@ -380,7 +380,7 @@
                 <w:sz w:val="20"/>
                 <w:szCs w:val="20"/>
               </w:rPr>
-              <w:t xml:space="preserve">    In your own words: Validate data to ensure it meets requirements before processing?</w:t>
+              <w:t xml:space="preserve">    Think about Data Validation — Checking Input. Where might you use this in a real project, and why would it matter?</w:t>
             </w:r>
             <w:r>
               <w:rPr>
@@ -477,7 +477,7 @@
                 <w:sz w:val="20"/>
                 <w:szCs w:val="20"/>
               </w:rPr>
-              <w:t xml:space="preserve">Today's Goal: By the end of class you will be able to validate data to ensure it meets requirements before processing.</w:t>
+              <w:t xml:space="preserve">Today’s Goal: By the end of class you will be able to validate data to ensure it meets requirements before processing.</w:t>
             </w:r>
             <w:r>
               <w:rPr>
@@ -1225,7 +1225,7 @@
                 <w:sz w:val="20"/>
                 <w:szCs w:val="20"/>
               </w:rPr>
-              <w:t xml:space="preserve">Quick Check: Validate data to ensure it meets requirements before processing?</w:t>
+              <w:t xml:space="preserve">What is one important thing you learned about Data Validation — Checking Input today? How would you explain it to someone?</w:t>
             </w:r>
             <w:r>
               <w:rPr>
